--- a/2026-2-sample-2/2026-2-sample-2-exam.docx
+++ b/2026-2-sample-2/2026-2-sample-2-exam.docx
@@ -1492,7 +1492,7 @@
           <w:szCs w:val="24"/>
           <w:rtl/>
         </w:rPr>
-        <w:t xml:space="preserve">8.3 (2 נק') הזמנה שכבר אושרה יכולה לצאת ממחזור החיים שלה בכמה דרכים: הלקוח מבטל אותה, האורחים אינם מגיעים כלל, או שהאורחים הושבו והארוחה הסתיימה, כאשר הביטול אפשרי רק כל עוד לא הושבו האורחים. כיצד ייצגתם כל אחד מהסיומים האלה, ומה מפעיל כל אחד מהמעברים?</w:t>
+        <w:t xml:space="preserve">8.3 (2 נק') הזמנה שכבר אושרה יכולה להיסגר בכמה דרכים: הלקוח מבטל אותה, האורחים אינם מגיעים כלל, או שהאורחים הושבו והארוחה הסתיימה, כאשר הביטול אפשרי רק כל עוד לא הושבו האורחים. כיצד ייצגתם כל אחת מדרכי הסגירה, ומה מפעיל כל אחד מהמעברים?</w:t>
       </w:r>
     </w:p>
     <w:p>
